--- a/public/templates/process-docs/直埋电缆敷设施工隐蔽工程质量报验单.docx
+++ b/public/templates/process-docs/直埋电缆敷设施工隐蔽工程质量报验单.docx
@@ -75,7 +75,7 @@
           <w:rFonts w:hint="eastAsia"/>
           <w:szCs w:val="21"/>
         </w:rPr>
-        <w:t>中核汇能高明创楷3.58904MWP分布式光伏项目</w:t>
+        <w:t>{{项目名}}</w:t>
       </w:r>
       <w:r>
         <w:rPr>
@@ -97,7 +97,7 @@
           <w:sz w:val="18"/>
           <w:szCs w:val="18"/>
         </w:rPr>
-        <w:t>5028G01-SG-ZHHC-03-08-01-YB-001</w:t>
+        <w:t>{{文件编号}}</w:t>
       </w:r>
     </w:p>
     <w:tbl>
@@ -180,7 +180,7 @@
                 <w:szCs w:val="24"/>
                 <w:u w:val="single"/>
               </w:rPr>
-              <w:t xml:space="preserve">      河南中核五院研究设计有限公司            </w:t>
+              <w:t xml:space="preserve">      {{监理项目部}}            </w:t>
             </w:r>
             <w:r>
               <w:rPr>
